--- a/pract-7-awdf-24cs055.docx
+++ b/pract-7-awdf-24cs055.docx
@@ -524,7 +524,7 @@
           <w:tab w:val="left" w:pos="3375"/>
         </w:tabs>
         <w:ind w:right="450"/>
-        <w:jc w:val="both"/>
+        <w:jc w:val="left"/>
         <w:rPr>
           <w:rFonts w:ascii="Times New Roman" w:hAnsi="Times New Roman" w:eastAsia="Times New Roman" w:cs="Times New Roman"/>
           <w:sz w:val="24"/>
@@ -663,7 +663,7 @@
           </w:tcPr>
           <w:p>
             <w:pPr>
-              <w:jc w:val="both"/>
+              <w:jc w:val="left"/>
             </w:pPr>
             <w:r/>
             <w:r>
@@ -724,7 +724,6 @@
                 <w:b/>
                 <w:sz w:val="21"/>
               </w:rPr>
-              <w:br/>
               <w:t>1. server/middleware/auth.js (JWT Bearer Verification Middleware):</w:t>
             </w:r>
           </w:p>
@@ -849,7 +848,6 @@
                 <w:b/>
                 <w:sz w:val="21"/>
               </w:rPr>
-              <w:br/>
               <w:t>2. server/middleware/validate.js (Server-Side Input Validation Pipeline):</w:t>
             </w:r>
           </w:p>
@@ -1096,7 +1094,6 @@
                 <w:b/>
                 <w:sz w:val="21"/>
               </w:rPr>
-              <w:br/>
               <w:t>3. server/models/User.js (User Schema &amp; Validation Rules):</w:t>
             </w:r>
           </w:p>
@@ -1191,7 +1188,6 @@
                 <w:b/>
                 <w:sz w:val="21"/>
               </w:rPr>
-              <w:br/>
               <w:t>4. server/models/Task.js (Task Schema with User Scoping &amp; Pre-Save Hook):</w:t>
             </w:r>
           </w:p>
@@ -1323,7 +1319,6 @@
                 <w:b/>
                 <w:sz w:val="21"/>
               </w:rPr>
-              <w:br/>
               <w:t>5. server/server.js (Express Server with Auth Pipeline, Protected Routes &amp; Error Interceptors):</w:t>
             </w:r>
           </w:p>
@@ -2217,7 +2212,6 @@
                 <w:b/>
                 <w:sz w:val="21"/>
               </w:rPr>
-              <w:br/>
               <w:t>6. client/src/api.js (Frontend API Client with JWT Bearer Injection &amp; 401 Interceptor):</w:t>
             </w:r>
           </w:p>
@@ -2553,7 +2547,6 @@
                 <w:b/>
                 <w:sz w:val="21"/>
               </w:rPr>
-              <w:br/>
               <w:t>7. client/src/components/AuthModal.jsx (Login &amp; Registration Component):</w:t>
             </w:r>
           </w:p>
@@ -2893,7 +2886,6 @@
                 <w:b/>
                 <w:sz w:val="21"/>
               </w:rPr>
-              <w:br/>
               <w:t>8. client/src/components/TasksPage.jsx (Protected Task Management Dashboard):</w:t>
             </w:r>
           </w:p>
@@ -3803,7 +3795,7 @@
           </w:p>
           <w:p>
             <w:pPr>
-              <w:jc w:val="both"/>
+              <w:jc w:val="left"/>
             </w:pPr>
             <w:r>
               <w:rPr>
@@ -3811,7 +3803,6 @@
                 <w:b/>
                 <w:sz w:val="22"/>
               </w:rPr>
-              <w:br/>
               <w:t>1. Password Hashing with bcryptjs (Step 3):</w:t>
               <w:br/>
             </w:r>
@@ -3821,182 +3812,6 @@
                 <w:sz w:val="22"/>
               </w:rPr>
               <w:t>Implemented secure password hashing using bcryptjs with a cost factor of 10 prior to storing user credentials in MongoDB Atlas. Plaintext passwords are never stored in the database, ensuring resilience against brute-force and dictionary attacks.</w:t>
-            </w:r>
-          </w:p>
-          <w:p>
-            <w:pPr>
-              <w:jc w:val="both"/>
-            </w:pPr>
-            <w:r>
-              <w:rPr>
-                <w:rFonts w:ascii="Times New Roman" w:hAnsi="Times New Roman"/>
-                <w:b/>
-                <w:sz w:val="22"/>
-              </w:rPr>
-              <w:br/>
-              <w:t>2. JWT Generation &amp; Expiration (Step 4):</w:t>
-              <w:br/>
-            </w:r>
-            <w:r>
-              <w:rPr>
-                <w:rFonts w:ascii="Times New Roman" w:hAnsi="Times New Roman"/>
-                <w:sz w:val="22"/>
-              </w:rPr>
-              <w:t>Implemented JSON Web Token (JWT) signing using process.env.JWT_SECRET on both registration (POST /register) and login (POST /login). Set token expiration to 1 hour (expiresIn: "1h"). Payload embeds the user ID and email.</w:t>
-            </w:r>
-          </w:p>
-          <w:p>
-            <w:pPr>
-              <w:jc w:val="both"/>
-            </w:pPr>
-            <w:r>
-              <w:rPr>
-                <w:rFonts w:ascii="Times New Roman" w:hAnsi="Times New Roman"/>
-                <w:b/>
-                <w:sz w:val="22"/>
-              </w:rPr>
-              <w:br/>
-              <w:t>3. Authentication Middleware Pipeline (Step 5 &amp; 6):</w:t>
-              <w:br/>
-            </w:r>
-            <w:r>
-              <w:rPr>
-                <w:rFonts w:ascii="Times New Roman" w:hAnsi="Times New Roman"/>
-                <w:sz w:val="22"/>
-              </w:rPr>
-              <w:t>Created authMiddleware (middleware/auth.js) which extracts and validates the token from the Authorization header using the format "Bearer &lt;token&gt;". Handled token verification inside a try/catch block, returning structured 401 Unauthorized errors on missing, invalid, or expired tokens without crashing the process.</w:t>
-            </w:r>
-          </w:p>
-          <w:p>
-            <w:pPr>
-              <w:jc w:val="both"/>
-            </w:pPr>
-            <w:r>
-              <w:rPr>
-                <w:rFonts w:ascii="Times New Roman" w:hAnsi="Times New Roman"/>
-                <w:b/>
-                <w:sz w:val="22"/>
-              </w:rPr>
-              <w:br/>
-              <w:t>4. Server-Side Input Validation Pipeline (Step 7):</w:t>
-              <w:br/>
-            </w:r>
-            <w:r>
-              <w:rPr>
-                <w:rFonts w:ascii="Times New Roman" w:hAnsi="Times New Roman"/>
-                <w:sz w:val="22"/>
-              </w:rPr>
-              <w:t>Implemented request validation middleware (middleware/validate.js) enforcing required fields before request data reaches controllers. Rejects invalid email formats, passwords shorter than 6 characters, empty task titles, invalid priority enums, and malformed 24-character ObjectIds with 400 Bad Request responses.</w:t>
-            </w:r>
-          </w:p>
-          <w:p>
-            <w:pPr>
-              <w:jc w:val="both"/>
-            </w:pPr>
-            <w:r>
-              <w:rPr>
-                <w:rFonts w:ascii="Times New Roman" w:hAnsi="Times New Roman"/>
-                <w:b/>
-                <w:sz w:val="22"/>
-              </w:rPr>
-              <w:br/>
-              <w:t>5. Supplementary Problem 1 - /me Endpoint:</w:t>
-              <w:br/>
-            </w:r>
-            <w:r>
-              <w:rPr>
-                <w:rFonts w:ascii="Times New Roman" w:hAnsi="Times New Roman"/>
-                <w:sz w:val="22"/>
-              </w:rPr>
-              <w:t>Added protected endpoint GET /me that uses the decoded JWT payload to retrieve the authenticated user profile from MongoDB Atlas, excluding the hashed password from the response.</w:t>
-            </w:r>
-          </w:p>
-          <w:p>
-            <w:pPr>
-              <w:jc w:val="both"/>
-            </w:pPr>
-            <w:r>
-              <w:rPr>
-                <w:rFonts w:ascii="Times New Roman" w:hAnsi="Times New Roman"/>
-                <w:b/>
-                <w:sz w:val="22"/>
-              </w:rPr>
-              <w:br/>
-              <w:t>6. Supplementary Problem 2 - Frontend 401 Token Expiry Handling:</w:t>
-              <w:br/>
-            </w:r>
-            <w:r>
-              <w:rPr>
-                <w:rFonts w:ascii="Times New Roman" w:hAnsi="Times New Roman"/>
-                <w:sz w:val="22"/>
-              </w:rPr>
-              <w:t>Configured centralized fetch wrapper in client/src/api.js that intercepts 401 Unauthorized status codes, purges expired tokens and cached user data from localStorage, dispatches an auth:unauthorized event, and prompts the user to log in again.</w:t>
-            </w:r>
-          </w:p>
-          <w:p>
-            <w:pPr>
-              <w:jc w:val="both"/>
-            </w:pPr>
-            <w:r>
-              <w:rPr>
-                <w:rFonts w:ascii="Times New Roman" w:hAnsi="Times New Roman"/>
-                <w:b/>
-                <w:sz w:val="22"/>
-              </w:rPr>
-              <w:br/>
-              <w:t>7. Client Logout Mechanism:</w:t>
-              <w:br/>
-            </w:r>
-            <w:r>
-              <w:rPr>
-                <w:rFonts w:ascii="Times New Roman" w:hAnsi="Times New Roman"/>
-                <w:sz w:val="22"/>
-              </w:rPr>
-              <w:t>Integrated client-side logout functionality clearing the JWT token and user profile from localStorage, resetting application state and restoring protected view barriers.</w:t>
-            </w:r>
-          </w:p>
-          <w:p>
-            <w:pPr>
-              <w:jc w:val="both"/>
-            </w:pPr>
-            <w:r>
-              <w:rPr>
-                <w:rFonts w:ascii="Times New Roman" w:hAnsi="Times New Roman"/>
-                <w:b/>
-                <w:sz w:val="22"/>
-              </w:rPr>
-              <w:br/>
-              <w:t>8. Cloud MongoDB Atlas Persistence:</w:t>
-              <w:br/>
-            </w:r>
-            <w:r>
-              <w:rPr>
-                <w:rFonts w:ascii="Times New Roman" w:hAnsi="Times New Roman"/>
-                <w:sz w:val="22"/>
-              </w:rPr>
-              <w:t>Maintained cloud MongoDB Atlas connectivity to cluster0.sa3a4j2.mongodb.net across all User and Task operations with automated pre-save hooks and user relationship scoping.</w:t>
-            </w:r>
-          </w:p>
-          <w:p>
-            <w:pPr>
-              <w:jc w:val="both"/>
-            </w:pPr>
-            <w:r>
-              <w:rPr>
-                <w:rFonts w:ascii="Times New Roman" w:hAnsi="Times New Roman"/>
-                <w:b/>
-                <w:sz w:val="22"/>
-              </w:rPr>
-              <w:br/>
-              <w:t>9. Automated Verification Test Suite (16 / 16 Tests Passed - 100%):</w:t>
-              <w:br/>
-            </w:r>
-            <w:r>
-              <w:rPr>
-                <w:rFonts w:ascii="Times New Roman" w:hAnsi="Times New Roman"/>
-                <w:sz w:val="22"/>
-              </w:rPr>
-              <w:t>Executed automated integration tests covering the complete authentication lifecycle, invalid credentials, malformed/missing headers, protected route enforcement, input validation, and full CRUD operations.</w:t>
             </w:r>
           </w:p>
           <w:p>
@@ -4009,7 +3824,174 @@
                 <w:b/>
                 <w:sz w:val="22"/>
               </w:rPr>
-              <w:br/>
+              <w:t>2. JWT Generation &amp; Expiration (Step 4):</w:t>
+              <w:br/>
+            </w:r>
+            <w:r>
+              <w:rPr>
+                <w:rFonts w:ascii="Times New Roman" w:hAnsi="Times New Roman"/>
+                <w:sz w:val="22"/>
+              </w:rPr>
+              <w:t>Implemented JSON Web Token (JWT) signing using process.env.JWT_SECRET on both registration (POST /register) and login (POST /login). Set token expiration to 1 hour (expiresIn: "1h"). Payload embeds the user ID and email.</w:t>
+            </w:r>
+          </w:p>
+          <w:p>
+            <w:pPr>
+              <w:jc w:val="left"/>
+            </w:pPr>
+            <w:r>
+              <w:rPr>
+                <w:rFonts w:ascii="Times New Roman" w:hAnsi="Times New Roman"/>
+                <w:b/>
+                <w:sz w:val="22"/>
+              </w:rPr>
+              <w:t>3. Authentication Middleware Pipeline (Step 5 &amp; 6):</w:t>
+              <w:br/>
+            </w:r>
+            <w:r>
+              <w:rPr>
+                <w:rFonts w:ascii="Times New Roman" w:hAnsi="Times New Roman"/>
+                <w:sz w:val="22"/>
+              </w:rPr>
+              <w:t>Created authMiddleware (middleware/auth.js) which extracts and validates the token from the Authorization header using the format "Bearer &lt;token&gt;". Handled token verification inside a try/catch block, returning structured 401 Unauthorized errors on missing, invalid, or expired tokens without crashing the process.</w:t>
+            </w:r>
+          </w:p>
+          <w:p>
+            <w:pPr>
+              <w:jc w:val="left"/>
+            </w:pPr>
+            <w:r>
+              <w:rPr>
+                <w:rFonts w:ascii="Times New Roman" w:hAnsi="Times New Roman"/>
+                <w:b/>
+                <w:sz w:val="22"/>
+              </w:rPr>
+              <w:t>4. Server-Side Input Validation Pipeline (Step 7):</w:t>
+              <w:br/>
+            </w:r>
+            <w:r>
+              <w:rPr>
+                <w:rFonts w:ascii="Times New Roman" w:hAnsi="Times New Roman"/>
+                <w:sz w:val="22"/>
+              </w:rPr>
+              <w:t>Implemented request validation middleware (middleware/validate.js) enforcing required fields before request data reaches controllers. Rejects invalid email formats, passwords shorter than 6 characters, empty task titles, invalid priority enums, and malformed 24-character ObjectIds with 400 Bad Request responses.</w:t>
+            </w:r>
+          </w:p>
+          <w:p>
+            <w:pPr>
+              <w:jc w:val="left"/>
+            </w:pPr>
+            <w:r>
+              <w:rPr>
+                <w:rFonts w:ascii="Times New Roman" w:hAnsi="Times New Roman"/>
+                <w:b/>
+                <w:sz w:val="22"/>
+              </w:rPr>
+              <w:t>5. Supplementary Problem 1 - /me Endpoint:</w:t>
+              <w:br/>
+            </w:r>
+            <w:r>
+              <w:rPr>
+                <w:rFonts w:ascii="Times New Roman" w:hAnsi="Times New Roman"/>
+                <w:sz w:val="22"/>
+              </w:rPr>
+              <w:t>Added protected endpoint GET /me that uses the decoded JWT payload to retrieve the authenticated user profile from MongoDB Atlas, excluding the hashed password from the response.</w:t>
+            </w:r>
+          </w:p>
+          <w:p>
+            <w:pPr>
+              <w:jc w:val="left"/>
+            </w:pPr>
+            <w:r>
+              <w:rPr>
+                <w:rFonts w:ascii="Times New Roman" w:hAnsi="Times New Roman"/>
+                <w:b/>
+                <w:sz w:val="22"/>
+              </w:rPr>
+              <w:t>6. Supplementary Problem 2 - Frontend 401 Token Expiry Handling:</w:t>
+              <w:br/>
+            </w:r>
+            <w:r>
+              <w:rPr>
+                <w:rFonts w:ascii="Times New Roman" w:hAnsi="Times New Roman"/>
+                <w:sz w:val="22"/>
+              </w:rPr>
+              <w:t>Configured centralized fetch wrapper in client/src/api.js that intercepts 401 Unauthorized status codes, purges expired tokens and cached user data from localStorage, dispatches an auth:unauthorized event, and prompts the user to log in again.</w:t>
+            </w:r>
+          </w:p>
+          <w:p>
+            <w:pPr>
+              <w:jc w:val="left"/>
+            </w:pPr>
+            <w:r>
+              <w:rPr>
+                <w:rFonts w:ascii="Times New Roman" w:hAnsi="Times New Roman"/>
+                <w:b/>
+                <w:sz w:val="22"/>
+              </w:rPr>
+              <w:t>7. Client Logout Mechanism:</w:t>
+              <w:br/>
+            </w:r>
+            <w:r>
+              <w:rPr>
+                <w:rFonts w:ascii="Times New Roman" w:hAnsi="Times New Roman"/>
+                <w:sz w:val="22"/>
+              </w:rPr>
+              <w:t>Integrated client-side logout functionality clearing the JWT token and user profile from localStorage, resetting application state and restoring protected view barriers.</w:t>
+            </w:r>
+          </w:p>
+          <w:p>
+            <w:pPr>
+              <w:jc w:val="left"/>
+            </w:pPr>
+            <w:r>
+              <w:rPr>
+                <w:rFonts w:ascii="Times New Roman" w:hAnsi="Times New Roman"/>
+                <w:b/>
+                <w:sz w:val="22"/>
+              </w:rPr>
+              <w:t>8. Cloud MongoDB Atlas Persistence:</w:t>
+              <w:br/>
+            </w:r>
+            <w:r>
+              <w:rPr>
+                <w:rFonts w:ascii="Times New Roman" w:hAnsi="Times New Roman"/>
+                <w:sz w:val="22"/>
+              </w:rPr>
+              <w:t>Maintained cloud MongoDB Atlas connectivity to cluster0.sa3a4j2.mongodb.net across all User and Task operations with automated pre-save hooks and user relationship scoping.</w:t>
+            </w:r>
+          </w:p>
+          <w:p>
+            <w:pPr>
+              <w:jc w:val="left"/>
+            </w:pPr>
+            <w:r>
+              <w:rPr>
+                <w:rFonts w:ascii="Times New Roman" w:hAnsi="Times New Roman"/>
+                <w:b/>
+                <w:sz w:val="22"/>
+              </w:rPr>
+              <w:t>9. Automated Verification Test Suite (16 / 16 Tests Passed - 100%):</w:t>
+              <w:br/>
+            </w:r>
+            <w:r>
+              <w:rPr>
+                <w:rFonts w:ascii="Times New Roman" w:hAnsi="Times New Roman"/>
+                <w:sz w:val="22"/>
+              </w:rPr>
+              <w:t>Executed automated integration tests covering the complete authentication lifecycle, invalid credentials, malformed/missing headers, protected route enforcement, input validation, and full CRUD operations.</w:t>
+            </w:r>
+          </w:p>
+          <w:p>
+            <w:pPr>
+              <w:jc w:val="left"/>
+            </w:pPr>
+            <w:r>
+              <w:rPr>
+                <w:rFonts w:ascii="Times New Roman" w:hAnsi="Times New Roman"/>
+                <w:b/>
+                <w:sz w:val="22"/>
+              </w:rPr>
               <w:t>Authentication &amp; Middleware Pipeline Verification Test Log:</w:t>
               <w:br/>
             </w:r>
@@ -4083,7 +4065,7 @@
           <w:tab w:val="left" w:pos="3375"/>
         </w:tabs>
         <w:ind w:right="450"/>
-        <w:jc w:val="both"/>
+        <w:jc w:val="left"/>
         <w:rPr>
           <w:rFonts w:ascii="Times New Roman" w:hAnsi="Times New Roman" w:eastAsia="Times New Roman" w:cs="Times New Roman"/>
           <w:sz w:val="24"/>
@@ -4137,7 +4119,7 @@
           <w:tab w:val="left" w:pos="3375"/>
         </w:tabs>
         <w:ind w:right="450"/>
-        <w:jc w:val="both"/>
+        <w:jc w:val="left"/>
         <w:rPr>
           <w:rFonts w:ascii="Times New Roman" w:hAnsi="Times New Roman" w:eastAsia="Times New Roman" w:cs="Times New Roman"/>
           <w:sz w:val="24"/>
